--- a/javoblar/025.docx
+++ b/javoblar/025.docx
@@ -165,7 +165,7 @@
         <w:spacing w:after="40"/>
       </w:pPr>
       <w:r>
-        <w:t xml:space="preserve">Umumiy epidemiologiya va tibbiy entomologiya. Oliy tibbiy ta'lim darsligi. — Toshkent: Tibbiyot nashriyoti. (Dezinseksiya turlari va usullari.)</w:t>
+        <w:t xml:space="preserve">Mirtazayev O.M., Zuyeva L.P., Matnazarova G.S. Epidemiologiya. — Toshkent, 2016.</w:t>
       </w:r>
     </w:p>
     <w:p>
@@ -178,7 +178,20 @@
         <w:spacing w:after="40"/>
       </w:pPr>
       <w:r>
-        <w:t xml:space="preserve">World Health Organization. Vector control; Medical Entomology for Students. Matn/manba: xayrullokomilov.uz kutubxonasi (ochiq manba). URL: https://xayrullokomilov.uz/kutubxona ; https://www.who.int</w:t>
+        <w:t xml:space="preserve">Jahongirov Sh.M. Tibbiy entomologiya. — Toshkent, 2016.</w:t>
+      </w:r>
+    </w:p>
+    <w:p>
+      <w:pPr>
+        <w:pStyle w:val="ListParagraph"/>
+        <w:numPr>
+          <w:ilvl w:val="0"/>
+          <w:numId w:val="2"/>
+        </w:numPr>
+        <w:spacing w:after="40"/>
+      </w:pPr>
+      <w:r>
+        <w:t xml:space="preserve">World Health Organization. Vector control and vector-borne diseases. URL: https://www.who.int</w:t>
       </w:r>
     </w:p>
     <w:sectPr>

--- a/javoblar/025.docx
+++ b/javoblar/025.docx
@@ -8,7 +8,7 @@
         <w:spacing w:after="200"/>
       </w:pPr>
       <w:r>
-        <w:t xml:space="preserve">25. Dezinseksiya turlari, o'tkazish usullari, epidemiologik ahamiyati</w:t>
+        <w:t xml:space="preserve">25. DPM sterilizatsiya bo'limi faoliyatini tekshirish tartibi</w:t>
       </w:r>
     </w:p>
     <w:p>
@@ -17,7 +17,7 @@
         <w:jc w:val="both"/>
       </w:pPr>
       <w:r>
-        <w:t xml:space="preserve">Dezinseksiya — insonlar va hayvonlar uchun epidemiologik hamda sanitariya jihatdan xavfli bo'g'imoyoqlilarni (hasharotlar va kanalarni) yo'q qilish yoki ularning sonini kamaytirishga qaratilgan tadbirlar majmuidir. Ko'plab bo'g'imoyoqlilar yuqumli kasalliklar qo'zg'atuvchisini tashuvchi (perenoschik) vazifasini bajargani uchun dezinseksiya epidemiyaga qarshi kurashning muhim yo'nalishlaridan biridir. U, ayniqsa, transmissiv mexanizm bilan yuqadigan kasalliklarda qo'zg'atuvchining yuqish zanjirini uzish vositasi sifatida qo'llaniladi va dezinfeksiya hamda deratizatsiya bilan birga epidemiyaga qarshi tadbirlarning yagona majmuasini tashkil etadi [1][2].</w:t>
+        <w:t xml:space="preserve">Davolash-profilaktika muassasasi (DPM) sterilizatsiya bo'limi — tibbiy asbob-uskunalar va materiallarni dezinfeksiya qilish, tozalash va sterilizatsiyalash bilan shug'ullanuvchi bo'linma bo'lib, uning faoliyati bevosita bemorlar va xodimlar infeksion xavfsizligi bilan bog'liq. Shu bois sterilizatsiya bo'limi faoliyati muntazam tekshiriladi. Tekshiruv — bo'lim ishining sanitariya-epidemiologik talablar va sterilizatsiya rejimlariga muvofiqligini baholash, kamchiliklarni aniqlash va bartaraf etish yo'li bilan shifoxona ichi infeksiyalarining oldini olishga qaratilgan nazorat tadbiridir [1][2]. Tekshiruvni davlat sanitariya nazorati organlari, shuningdek muassasaning ichki sifat nazorati tizimi amalga oshiradi.</w:t>
       </w:r>
     </w:p>
     <w:p>
@@ -26,7 +26,7 @@
         <w:spacing w:after="80" w:before="160"/>
       </w:pPr>
       <w:r>
-        <w:t xml:space="preserve">Bo'g'imoyoqlilarning epidemiologik roli</w:t>
+        <w:t xml:space="preserve">Tekshiruv maqsadi va turlari</w:t>
       </w:r>
     </w:p>
     <w:p>
@@ -35,7 +35,7 @@
         <w:jc w:val="both"/>
       </w:pPr>
       <w:r>
-        <w:t xml:space="preserve">Bo'g'imoyoqlilar kasallik tarqalishida ikki xil rol o'ynaydi. Spetsifik (biologik) tashuvchilar organizmida qo'zg'atuvchi ko'payadi yoki rivojlanish siklini o'taydi — masalan, anofeles chivini bezgak plazmodiysi uchun, kanalar esa Qrim-Kongo gemorragik isitmasi virusi uchun spetsifik tashuvchidir. Mexanik tashuvchilar esa qo'zg'atuvchini tanasida yoki oyoqlarida mexanik ravishda ko'chiradi — masalan, pashsha ichak infeksiyalari qo'zg'atuvchisini najasdan oziq-ovqatga o'tkazadi. Bundan tashqari, ba'zi hasharotlar (bit, burga) o'zi ham noqulaylik va kasallik keltiradi. Shu bois dezinseksiya transmissiv kasalliklarni nazorat qilishda hal qiluvchi ahamiyatga ega [1]. Tashuvchini yo'q qilish ko'pincha kasallikni nazorat qilishning eng amaliy yo'li, chunki zoonoz transmissiv kasalliklarda tabiiy rezervuar (yovvoyi hayvonlar) ustidan to'liq nazorat o'rnatish deyarli imkonsiz. Masalan, bezgakda qo'zg'atuvchini odam organizmida yo'q qilish (davolash) bilan birga, uning yangi odamga yuqishini to'xtatish uchun aynan chivinga qarshi kurash olib boriladi. Shu tariqa dezinseksiya epidemik jarayonning uzatilish bo'g'iniga bevosita ta'sir ko'rsatadi.</w:t>
+        <w:t xml:space="preserve">Tekshiruvning asosiy maqsadi — sterilizatsiya jarayonining barcha bosqichlari to'g'ri va samarali o'tkazilayotganiga ishonch hosil qilishdir. Tekshiruvlar turli xususiyatga ega bo'lishi mumkin: rejali (oldindan belgilangan jadval bo'yicha), rejadan tashqari (shikoyat, epidemik noxushlik yoki asorat holatlari bo'yicha) va ichki (muassasaning o'zi tomonidan, o'z-o'zini nazorat tarzida). Davlat sanitariya nazorati organlari tomonidan o'tkaziladigan tashqi tekshiruvlar qonunchilikda belgilangan tartibda, tekshiriladigan muassasaning huquqlarini hurmat qilgan holda amalga oshiriladi. Har bir tekshiruv aniq dastur va ko'rsatkichlar asosida olib boriladi [2]. Tekshiruv usullari kuzatuv, hujjatlarni o'rganish, intervyu va laboratoriya nazorati (surtma va test namunalari olish)ni o'z ichiga oladi. Ob'ektiv baho berish uchun tekshiruvchi faqat tashqi ko'rinishga emas, balki o'lchanadigan ko'rsatkichlarga — nazorat natijalari, jurnal yozuvlari va laboratoriya ma'lumotlariga tayanadi.</w:t>
       </w:r>
     </w:p>
     <w:p>
@@ -44,7 +44,7 @@
         <w:spacing w:after="80" w:before="160"/>
       </w:pPr>
       <w:r>
-        <w:t xml:space="preserve">Dezinseksiya turlari</w:t>
+        <w:t xml:space="preserve">Bino va zonalarni tekshirish</w:t>
       </w:r>
     </w:p>
     <w:p>
@@ -53,7 +53,7 @@
         <w:jc w:val="both"/>
       </w:pPr>
       <w:r>
-        <w:t xml:space="preserve">Maqsadiga ko'ra dezinseksiya profilaktik va o'choqdagi turlarga bo'linadi. Profilaktik dezinseksiya bo'g'imoyoqlilarning ko'payishi va tarqalishining oldini olishga qaratilgan bo'lib, ularning yashash va ko'payish joylarini (suv havzalari, axlat to'planadigan joylar) yo'qotish, sanitariya holatini yaxshilash orqali amalga oshiriladi. O'choqdagi dezinseksiya esa aniq epidemik o'choqda yoki bo'g'imoyoqlilar ko'payib ketgan joyda o'tkaziladi va mavjud tashuvchilarni yo'q qilishga yo'naltiriladi. Shuningdek, dezinseksiya qamroviga ko'ra to'liq (butun hudud yoki aholi punkti) yoki chegaralangan (aniq obyekt, uy, chorva mollari) bo'lishi mumkin; qamrov darajasi epidemik vaziyat va tashuvchining tarqalganligiga qarab belgilanadi [1][2].</w:t>
+        <w:t xml:space="preserve">Tekshiruv bo'lim binosi va uning tashkil etilishini baholashdan boshlanadi. "Iflosdan tozaga" bir yo'nalishli oqim prinsipiga rioya qilinganligi, iflos, toza va steril zonalarning ajratilganligi, oqimlarning kesishmasligi tekshiriladi. Xonalar holati (yuvilishi oson qoplamalar, yorug'lik, ventilyatsiya, suv ta'minoti), harorat va namlik rejimi, tozalik baholanadi. Xodimlar oqimi va ularning zonalar o'rtasida harakatlanishi ham nazorat qilinadi, chunki bu krest kontaminatsiya (chalkash ifloslanish) xavfini belgilaydi. Bino rejasining talablarga mosligi sterilizatsiya sifatining asosiy sharti hisoblanadi [1]. Agar zonalar to'g'ri ajratilmagan yoki iflos va toza oqimlar kesishsa, sterilizatsiya qilingan materiallar qayta ifloslanishi mumkin va butun jarayon mazmunini yo'qotadi. Shu bois tekshiruvchi zonalarning fizik ajratilganligiga, eshiklar va o'tish joylarining to'g'ri joylashganiga hamda havo oqimi yo'nalishiga alohida e'tibor beradi. Markazlashgan sterilizatsiya bo'limining afzalligi ham aynan shunday nazorat qilinadigan, standartlashtirilgan muhitni ta'minlashida namoyon bo'ladi.</w:t>
       </w:r>
     </w:p>
     <w:p>
@@ -62,7 +62,7 @@
         <w:spacing w:after="80" w:before="160"/>
       </w:pPr>
       <w:r>
-        <w:t xml:space="preserve">Dezinseksiya o'tkazish usullari</w:t>
+        <w:t xml:space="preserve">Qayta ishlov bosqichlarini tekshirish</w:t>
       </w:r>
     </w:p>
     <w:p>
@@ -71,7 +71,7 @@
         <w:jc w:val="both"/>
       </w:pPr>
       <w:r>
-        <w:t xml:space="preserve">Dezinseksiya bir necha usulda o'tkaziladi. Mexanik usul — hasharotlarni qo'lda tutish, lipuchkalar, to'rlar, changyutish, derazalarga to'r o'rnatish, tozalik va sanitariya holatini saqlash. Fizik usul — yuqori harorat (qaynatish, bug', quruq issiq havo kameralari) orqali hasharot va ularning tuxumlarini yo'q qilish (masalan, kiyimlarni bitdan tozalashda). Kimyoviy usul — insektitsid moddalar (hasharotlarga qarshi) va akaritsidlar (kanalarga qarshi) qo'llash; bu eng keng tarqalgan usul. Biologik usul esa tabiiy kushandalar, bakterial preparatlar yoki hasharotlarning ko'payishini buzuvchi vositalardan foydalanishga asoslanadi [2].</w:t>
+        <w:t xml:space="preserve">Tekshiruvning markaziy qismi — asboblarni qayta ishlash bosqichlarining to'g'ri bajarilishini baholashdir. Dezinfeksiya, sterilizatsiyadan oldingi tozalash, quritish, qadoqlash va sterilizatsiya bosqichlari ketma-ket ko'rib chiqiladi. Sterilizatsiyadan oldingi tozalash sifati maxsus sinamalar bilan tekshiriladi: yashirin qon qoldig'iga azopiram yoki amidopirin sinamasi, yuvish vositasi qoldig'iga fenolftalein sinamasi. Agar sinama musbat natija bersa, tozalash samarasiz hisoblanadi va asboblar qayta ishlanadi. Bu bosqich sterilizatsiya samaradorligining muhim sharti bo'lgani uchun unga alohida e'tibor qaratiladi [1][2].</w:t>
       </w:r>
     </w:p>
     <w:p>
@@ -80,7 +80,7 @@
         <w:spacing w:after="80" w:before="160"/>
       </w:pPr>
       <w:r>
-        <w:t xml:space="preserve">Kimyoviy vositalar va ularni qo'llash</w:t>
+        <w:t xml:space="preserve">Sterilizatsiya nazoratini tekshirish</w:t>
       </w:r>
     </w:p>
     <w:p>
@@ -89,7 +89,7 @@
         <w:jc w:val="both"/>
       </w:pPr>
       <w:r>
-        <w:t xml:space="preserve">Kimyoviy dezinseksiya vositalari (insektitsidlar) ta'sir mexanizmiga ko'ra kontakt, ichak va fumigant (bug'lanuvchi) turlarga bo'linadi. Ular changlar, eritmalar, aerozollar va donador shaklda qo'llaniladi. Vositalarni tanlashda maqsadli hasharot turi, uning biologiyasi, qo'llash joyi va toksiklik hisobga olinadi. Muhim muammo — hasharotlarda insektitsidlarga nisbatan chidamlilik (rezistentlik) rivojlanishi bo'lib, bu vositalarni almashtirib turish va kompleks yondashuvni talab qiladi. Insektitsidlar odam va atrof-muhit uchun ham zararli bo'lishi mumkin, shu bois ularni tanlashda va qo'llashda xavfsizlik qoidalariga qat'iy rioya qilinadi [2]. Insektitsidlar past toksiklikka, maqsadli ta'sirga va atrof-muhitda tez parchalanish xususiyatiga ega bo'lishi afzal. Kimyoviy dezinseksiya o'tkazilgandan so'ng ishlov berilgan joylardan foydalanish qoidalari (shamollatish, yuvish muddatlari) belgilanadi, bu odamlar va uy hayvonlarining zaharlanishining oldini oladi. Noto'g'ri qo'llanilgan insektitsid foydadan ko'ra ko'proq zarar keltirishi mumkin.</w:t>
+        <w:t xml:space="preserve">Sterilizatsiya rejimlari va ularning nazorati alohida tekshiriladi. Sterilizatorlar (avtoklav, quruq-havo shkafi) texnik holati, kalibrlanganligi va to'g'ri ishlashi baholanadi. Sterilizatsiya nazoratining uch turi tekshiriladi: fizik (harorat, bosim, vaqt ko'rsatkichlari jurnallari), kimyoviy (indikatorlar ishlatilishi va natijalari) va bakteriologik (test-mikroorganizmlar bilan nazorat natijalari). Bakteriologik nazorat sterilizatsiya ishonchliligining eng qat'iy ko'rsatkichidir. Steril materiallar qadog'i, belgilanishi va saqlash muddatiga rioya qilinganligi ham nazorat qilinadi [2]. Tekshiruvchi sterilizatsiya jurnallaridagi yozuvlarni real sterilizatsiya tsikllari bilan solishtiradi, indikatorlar rangining to'g'ri o'zgarganini baholaydi va bakteriologik nazorat qanchalik muntazam o'tkazilayotganini tekshiradi. Agar biror sterilizatorda yoki rejimda takrorlanuvchi nosozlik aniqlansa, bu jihoz validatsiyadan o'tkazilmaguncha ishlatilmaydi. Shunday qilib, sterilizatsiya nazorati nafaqat yakuniy natijani, balki butun jarayonning ishonchliligini qamrab oladi.</w:t>
       </w:r>
     </w:p>
     <w:p>
@@ -98,7 +98,7 @@
         <w:spacing w:after="80" w:before="160"/>
       </w:pPr>
       <w:r>
-        <w:t xml:space="preserve">Epidemiologik ahamiyati</w:t>
+        <w:t xml:space="preserve">Hujjatlar va xodimlarni tekshirish</w:t>
       </w:r>
     </w:p>
     <w:p>
@@ -107,7 +107,7 @@
         <w:jc w:val="both"/>
       </w:pPr>
       <w:r>
-        <w:t xml:space="preserve">Dezinseksiyaning epidemiologik ahamiyati, ayniqsa transmissiv kasalliklarda juda katta. Bezgakka qarshi kurashda tashuvchi chivinlarni yo'q qilish, Qrim-Kongo gemorragik isitmasida kanalarga qarshi akaritsid tadbirlari, toshbaqa ensefaliti va boshqa kasalliklarda tashuvchilarni nazorat qilish kasallanishni keskin kamaytiradi. Ichak infeksiyalarining epidemik mavsumi oldidan pashshaga qarshi dezinseksiya ham muhim profilaktik chora hisoblanadi. Tabiiy o'choqli kasalliklarda dezinseksiya tabiiy o'choqni nazorat qilishning asosiy vositalaridan biridir [1][2]. O'zbekiston sharoitida bu masala alohida dolzarb, chunki mamlakatda Qrim-Kongo gemorragik isitmasi, leyshmanioz va boshqa transmissiv kasalliklarning tabiiy o'choqlari mavjud. Epidemik mavsum oldidan va davomida tashuvchilarga qarshi rejali tadbirlar, chorva mollarini kanalardan tozalash va aholini himoyalash choralari kasallanishning oldini olishda muhim rol o'ynaydi. (O'zbekistonga xos aniq statistik ko'rsatkichlar manbada tasdiqlanmagani uchun keltirilmadi.)</w:t>
+        <w:t xml:space="preserve">Tekshiruv davomida bo'lim hujjatlari ko'rib chiqiladi: sterilizatsiya rejimlari jurnallari, nazorat natijalari qaydlari, jihozlar texnik xizmat va kalibrlash hujjatlari. Hujjatlarning to'liq va to'g'ri yuritilishi sifat boshqaruvining ko'rsatkichidir. Xodimlarning malakasi, maxsus tayyorgarlikdan o'tganligi, tibbiy ko'rikdan o'tishi va virusli gepatit B-ga qarshi emlanganligi baholanadi. Xodimlar shaxsiy himoya vositalaridan foydalanishi va sanitariya-gigiyenik rejimga rioya qilishi kuzatiladi. Bu jihatlar sterilizatsiya jarayonining ishonchliligini ta'minlaydi [1]. Xodimlar bilan suhbat va ularning amaliy ko'nikmalarini kuzatish ham tekshiruvning qismi bo'lib, bu nazariy bilim amaliyotga qanchalik to'g'ri tatbiq etilayotganini ko'rsatadi. Ko'pincha kamchiliklar jihoz nosozligidan emas, balki inson omilidan — qoidalarni bilmaslik yoki ularga rioya qilmaslikdan kelib chiqadi, shu bois xodimlar malakasini oshirish tekshiruvdan keyingi muhim tadbir hisoblanadi.</w:t>
       </w:r>
     </w:p>
     <w:p>
@@ -116,7 +116,7 @@
         <w:spacing w:after="80" w:before="160"/>
       </w:pPr>
       <w:r>
-        <w:t xml:space="preserve">Kompleks yondashuv va nazorat</w:t>
+        <w:t xml:space="preserve">Tekshiruv natijalari va choralar</w:t>
       </w:r>
     </w:p>
     <w:p>
@@ -125,7 +125,7 @@
         <w:jc w:val="both"/>
       </w:pPr>
       <w:r>
-        <w:t xml:space="preserve">Zamonaviy dezinseksiyada integratsiyalashgan (kompleks) yondashuvga ustunlik beriladi: mexanik, sanitariya, biologik va kimyoviy usullarni birgalikda qo'llash samaradorlikni oshiradi va kimyoviy vositalarga bog'liqlikni hamda chidamlilik muammosini kamaytiradi. Dezinseksiya samaradorligi hasharotlar sonining kamayishini kuzatish (entomologik monitoring) orqali baholanadi. Tadbirlar hujjatlashtiriladi va davlat sanitariya nazorati ostida bo'ladi. Dezinseksiya ishini olib boruvchi xodimlar xavfsizlik qoidalarini bilishi va shaxsiy himoya vositalaridan foydalanishi shart [1]. Entomologik monitoring — tashuvchi turlarini aniqlash, ularning sonini va insektitsidlarga sezgirligini kuzatish — dezinseksiyani ilmiy asoslashning muhim qismidir, chunki u qaysi tashuvchiga, qaysi vosita bilan ta'sir qilish kerakligini belgilaydi. Shu tariqa dezinseksiya tasodifiy emas, balki maqsadli, tahlilga asoslangan tadbir bo'lishi kerak.</w:t>
+        <w:t xml:space="preserve">Tekshiruv yakunida uning natijalari rasmiylashtiriladi: aniqlangan kamchiliklar, ularni bartaraf etish bo'yicha ko'rsatma va muddatlar belgilanadi. Jiddiy qoidabuzarliklar (sterilizatsiya rejimining buzilishi, bakteriologik nazoratning salbiy natijasi) aniqlanganda ma'muriy chora ko'rilishi yoki, aholi salomatligiga tahdid bo'lsa, faoliyatni vaqtincha to'xtatish mumkin. Kamchiliklar bartaraf etilgach, ularning haqiqatan va to'liq to'g'rilanganiga ishonch hosil qilish maqsadida qayta tekshiruv o'tkaziladi. Tekshiruv natijalari tahlili sterilizatsiya ishini tizimli takomillashtirishga xizmat qiladi [2]. Tekshiruvning samaradorligi uning muntazamligiga va xolisligiga bog'liq: bir martalik, formal tekshiruv emas, balki doimiy nazorat va o'z-o'zini nazorat tizimi haqiqiy natija beradi. Shu bois ko'plab muassasalarda ichki sifat nazorati komissiyasi tuziladi va u sterilizatsiya bo'limi ishini muntazam baholab boradi, bu esa tashqi tekshiruvlarga doimiy tayyorlikni ta'minlaydi.</w:t>
       </w:r>
     </w:p>
     <w:p>
@@ -143,7 +143,7 @@
         <w:jc w:val="both"/>
       </w:pPr>
       <w:r>
-        <w:t xml:space="preserve">Dezinseksiya — epidemiologik jihatdan xavfli bo'g'imoyoqlilarni yo'q qilishga qaratilgan tadbir bo'lib, u transmissiv kasalliklarning yuqish zanjirini uzadi. Maqsadiga ko'ra u profilaktik va o'choqdagi turlarga, usuliga ko'ra mexanik, fizik, kimyoviy va biologik turlarga bo'linadi. Dezinseksiyaning epidemiologik ahamiyati bezgak, Qrim-Kongo gemorragik isitmasi va boshqa transmissiv kasalliklarga hamda ichak infeksiyalariga qarshi kurashda yuqori. Insektitsidlarga chidamlilik muammosi tufayli integratsiyalashgan yondashuv va entomologik monitoring zamonaviy dezinseksiyaning asosiy tamoyillari hisoblanadi. Dezinseksiyani samarali tashkil etish uchun esa tashuvchilarning biologiyasini, ekologiyasini va kasallik yuqishidagi rolini chuqur bilish zarur, bu esa uni dezinfeksiya va deratizatsiya bilan birgalikda, yagona tizim sifatida olib borishni talab qiladi.</w:t>
+        <w:t xml:space="preserve">DPM sterilizatsiya bo'limi faoliyatini tekshirish — shifoxona ichi infeksiyalarining oldini olishga qaratilgan muhim nazorat tadbiridir. Tekshiruv bino va zonalar tashkili, qayta ishlov bosqichlari, sterilizatsiya rejimlari va ularning fizik, kimyoviy, bakteriologik nazorati, hujjatlar hamda xodimlar malakasini qamrab oladi. Aniqlangan kamchiliklar bo'yicha ko'rsatma beriladi, muddat belgilanadi va zarurat bo'lganda ma'muriy chora ko'riladi. Muntazam va puxta tekshiruv sterilizatsiyaning ishonchliligini va tibbiy aralashuvlar xavfsizligini ta'minlaydi, bu esa bemorlar va tibbiy xodimlarni qon orqali yuqadigan infeksiyalar va yiringli-septik asoratlardan himoya qilishning asosidir.</w:t>
       </w:r>
     </w:p>
     <w:p>
@@ -165,7 +165,7 @@
         <w:spacing w:after="40"/>
       </w:pPr>
       <w:r>
-        <w:t xml:space="preserve">Mirtazayev O.M., Zuyeva L.P., Matnazarova G.S. Epidemiologiya. — Toshkent, 2016.</w:t>
+        <w:t xml:space="preserve">SanQvaM № 0365-19. Tibbiy anjom-asboblar va buyumlarni sterilizatsiya qilish markazlarini loyihalashtirish, qurish va ekspluatatsiya qilish sanitariya qoidalari va me'yorlari. — Toshkent, 2019.</w:t>
       </w:r>
     </w:p>
     <w:p>
@@ -178,7 +178,7 @@
         <w:spacing w:after="40"/>
       </w:pPr>
       <w:r>
-        <w:t xml:space="preserve">Jahongirov Sh.M. Tibbiy entomologiya. — Toshkent, 2016.</w:t>
+        <w:t xml:space="preserve">O'zR Sog'liqni saqlash vazirligining "DPMda sanitariya-epidemiologik tekshiruvlar o'tkazish tartibi to'g'risidagi nizomni tasdiqlash haqida"gi 2024-yil 15-yanvardagi 9-son buyrug'i.</w:t>
       </w:r>
     </w:p>
     <w:p>
@@ -191,7 +191,7 @@
         <w:spacing w:after="40"/>
       </w:pPr>
       <w:r>
-        <w:t xml:space="preserve">World Health Organization. Vector control and vector-borne diseases. URL: https://www.who.int</w:t>
+        <w:t xml:space="preserve">Mirtazayev O.M., Zuyeva L.P., Matnazarova G.S. Epidemiologiya. — Toshkent, 2016.</w:t>
       </w:r>
     </w:p>
     <w:sectPr>
@@ -397,6 +397,18 @@
       <w:lvlJc w:val="left"/>
       <w:pPr>
         <w:ind w:left="576" w:hanging="316"/>
+      </w:pPr>
+    </w:lvl>
+  </w:abstractNum>
+  <w:abstractNum w:abstractNumId="90">
+    <w:multiLevelType w:val="hybridMultilevel"/>
+    <w:lvl w:ilvl="0">
+      <w:start w:val="1"/>
+      <w:numFmt w:val="decimal"/>
+      <w:lvlText w:val="%1)"/>
+      <w:lvlJc w:val="left"/>
+      <w:pPr>
+        <w:ind w:left="851" w:hanging="425"/>
       </w:pPr>
     </w:lvl>
   </w:abstractNum>

--- a/javoblar/025.docx
+++ b/javoblar/025.docx
@@ -5,153 +5,311 @@
     <w:p>
       <w:pPr>
         <w:pStyle w:val="Heading1"/>
-        <w:spacing w:after="200"/>
-      </w:pPr>
-      <w:r>
+        <w:spacing w:after="240"/>
+        <w:jc w:val="center"/>
+      </w:pPr>
+      <w:r>
+        <w:rPr>
+          <w:rFonts w:ascii="Times New Roman" w:cs="Times New Roman" w:eastAsia="Times New Roman" w:hAnsi="Times New Roman"/>
+          <w:b/>
+          <w:bCs/>
+          <w:sz w:val="28"/>
+          <w:szCs w:val="28"/>
+        </w:rPr>
         <w:t xml:space="preserve">25. DPM sterilizatsiya bo'limi faoliyatini tekshirish tartibi</w:t>
       </w:r>
     </w:p>
     <w:p>
       <w:pPr>
-        <w:spacing w:after="120"/>
+        <w:spacing w:after="120" w:line="276"/>
+        <w:ind w:firstLine="567"/>
         <w:jc w:val="both"/>
       </w:pPr>
       <w:r>
+        <w:rPr>
+          <w:rFonts w:ascii="Times New Roman" w:cs="Times New Roman" w:eastAsia="Times New Roman" w:hAnsi="Times New Roman"/>
+          <w:sz w:val="28"/>
+          <w:szCs w:val="28"/>
+        </w:rPr>
         <w:t xml:space="preserve">Davolash-profilaktika muassasasi (DPM) sterilizatsiya bo'limi — tibbiy asbob-uskunalar va materiallarni dezinfeksiya qilish, tozalash va sterilizatsiyalash bilan shug'ullanuvchi bo'linma bo'lib, uning faoliyati bevosita bemorlar va xodimlar infeksion xavfsizligi bilan bog'liq. Shu bois sterilizatsiya bo'limi faoliyati muntazam tekshiriladi. Tekshiruv — bo'lim ishining sanitariya-epidemiologik talablar va sterilizatsiya rejimlariga muvofiqligini baholash, kamchiliklarni aniqlash va bartaraf etish yo'li bilan shifoxona ichi infeksiyalarining oldini olishga qaratilgan nazorat tadbiridir [1][2]. Tekshiruvni davlat sanitariya nazorati organlari, shuningdek muassasaning ichki sifat nazorati tizimi amalga oshiradi.</w:t>
       </w:r>
     </w:p>
     <w:p>
       <w:pPr>
         <w:pStyle w:val="Heading2"/>
-        <w:spacing w:after="80" w:before="160"/>
-      </w:pPr>
-      <w:r>
+        <w:spacing w:after="100" w:before="200"/>
+      </w:pPr>
+      <w:r>
+        <w:rPr>
+          <w:rFonts w:ascii="Times New Roman" w:cs="Times New Roman" w:eastAsia="Times New Roman" w:hAnsi="Times New Roman"/>
+          <w:b/>
+          <w:bCs/>
+          <w:sz w:val="28"/>
+          <w:szCs w:val="28"/>
+        </w:rPr>
         <w:t xml:space="preserve">Tekshiruv maqsadi va turlari</w:t>
       </w:r>
     </w:p>
     <w:p>
       <w:pPr>
-        <w:spacing w:after="120"/>
+        <w:spacing w:after="120" w:line="276"/>
+        <w:ind w:firstLine="567"/>
         <w:jc w:val="both"/>
       </w:pPr>
       <w:r>
+        <w:rPr>
+          <w:rFonts w:ascii="Times New Roman" w:cs="Times New Roman" w:eastAsia="Times New Roman" w:hAnsi="Times New Roman"/>
+          <w:sz w:val="28"/>
+          <w:szCs w:val="28"/>
+        </w:rPr>
         <w:t xml:space="preserve">Tekshiruvning asosiy maqsadi — sterilizatsiya jarayonining barcha bosqichlari to'g'ri va samarali o'tkazilayotganiga ishonch hosil qilishdir. Tekshiruvlar turli xususiyatga ega bo'lishi mumkin: rejali (oldindan belgilangan jadval bo'yicha), rejadan tashqari (shikoyat, epidemik noxushlik yoki asorat holatlari bo'yicha) va ichki (muassasaning o'zi tomonidan, o'z-o'zini nazorat tarzida). Davlat sanitariya nazorati organlari tomonidan o'tkaziladigan tashqi tekshiruvlar qonunchilikda belgilangan tartibda, tekshiriladigan muassasaning huquqlarini hurmat qilgan holda amalga oshiriladi. Har bir tekshiruv aniq dastur va ko'rsatkichlar asosida olib boriladi [2]. Tekshiruv usullari kuzatuv, hujjatlarni o'rganish, intervyu va laboratoriya nazorati (surtma va test namunalari olish)ni o'z ichiga oladi. Ob'ektiv baho berish uchun tekshiruvchi faqat tashqi ko'rinishga emas, balki o'lchanadigan ko'rsatkichlarga — nazorat natijalari, jurnal yozuvlari va laboratoriya ma'lumotlariga tayanadi.</w:t>
       </w:r>
     </w:p>
     <w:p>
       <w:pPr>
         <w:pStyle w:val="Heading2"/>
-        <w:spacing w:after="80" w:before="160"/>
-      </w:pPr>
-      <w:r>
+        <w:spacing w:after="100" w:before="200"/>
+      </w:pPr>
+      <w:r>
+        <w:rPr>
+          <w:rFonts w:ascii="Times New Roman" w:cs="Times New Roman" w:eastAsia="Times New Roman" w:hAnsi="Times New Roman"/>
+          <w:b/>
+          <w:bCs/>
+          <w:sz w:val="28"/>
+          <w:szCs w:val="28"/>
+        </w:rPr>
         <w:t xml:space="preserve">Bino va zonalarni tekshirish</w:t>
       </w:r>
     </w:p>
     <w:p>
       <w:pPr>
-        <w:spacing w:after="120"/>
+        <w:spacing w:after="120" w:line="276"/>
+        <w:ind w:firstLine="567"/>
         <w:jc w:val="both"/>
       </w:pPr>
       <w:r>
+        <w:rPr>
+          <w:rFonts w:ascii="Times New Roman" w:cs="Times New Roman" w:eastAsia="Times New Roman" w:hAnsi="Times New Roman"/>
+          <w:sz w:val="28"/>
+          <w:szCs w:val="28"/>
+        </w:rPr>
         <w:t xml:space="preserve">Tekshiruv bo'lim binosi va uning tashkil etilishini baholashdan boshlanadi. "Iflosdan tozaga" bir yo'nalishli oqim prinsipiga rioya qilinganligi, iflos, toza va steril zonalarning ajratilganligi, oqimlarning kesishmasligi tekshiriladi. Xonalar holati (yuvilishi oson qoplamalar, yorug'lik, ventilyatsiya, suv ta'minoti), harorat va namlik rejimi, tozalik baholanadi. Xodimlar oqimi va ularning zonalar o'rtasida harakatlanishi ham nazorat qilinadi, chunki bu krest kontaminatsiya (chalkash ifloslanish) xavfini belgilaydi. Bino rejasining talablarga mosligi sterilizatsiya sifatining asosiy sharti hisoblanadi [1]. Agar zonalar to'g'ri ajratilmagan yoki iflos va toza oqimlar kesishsa, sterilizatsiya qilingan materiallar qayta ifloslanishi mumkin va butun jarayon mazmunini yo'qotadi. Shu bois tekshiruvchi zonalarning fizik ajratilganligiga, eshiklar va o'tish joylarining to'g'ri joylashganiga hamda havo oqimi yo'nalishiga alohida e'tibor beradi. Markazlashgan sterilizatsiya bo'limining afzalligi ham aynan shunday nazorat qilinadigan, standartlashtirilgan muhitni ta'minlashida namoyon bo'ladi.</w:t>
       </w:r>
     </w:p>
     <w:p>
       <w:pPr>
         <w:pStyle w:val="Heading2"/>
-        <w:spacing w:after="80" w:before="160"/>
-      </w:pPr>
-      <w:r>
+        <w:spacing w:after="100" w:before="200"/>
+      </w:pPr>
+      <w:r>
+        <w:rPr>
+          <w:rFonts w:ascii="Times New Roman" w:cs="Times New Roman" w:eastAsia="Times New Roman" w:hAnsi="Times New Roman"/>
+          <w:b/>
+          <w:bCs/>
+          <w:sz w:val="28"/>
+          <w:szCs w:val="28"/>
+        </w:rPr>
         <w:t xml:space="preserve">Qayta ishlov bosqichlarini tekshirish</w:t>
       </w:r>
     </w:p>
     <w:p>
       <w:pPr>
-        <w:spacing w:after="120"/>
+        <w:spacing w:after="120" w:line="276"/>
+        <w:ind w:firstLine="567"/>
         <w:jc w:val="both"/>
       </w:pPr>
       <w:r>
+        <w:rPr>
+          <w:rFonts w:ascii="Times New Roman" w:cs="Times New Roman" w:eastAsia="Times New Roman" w:hAnsi="Times New Roman"/>
+          <w:sz w:val="28"/>
+          <w:szCs w:val="28"/>
+        </w:rPr>
         <w:t xml:space="preserve">Tekshiruvning markaziy qismi — asboblarni qayta ishlash bosqichlarining to'g'ri bajarilishini baholashdir. Dezinfeksiya, sterilizatsiyadan oldingi tozalash, quritish, qadoqlash va sterilizatsiya bosqichlari ketma-ket ko'rib chiqiladi. Sterilizatsiyadan oldingi tozalash sifati maxsus sinamalar bilan tekshiriladi: yashirin qon qoldig'iga azopiram yoki amidopirin sinamasi, yuvish vositasi qoldig'iga fenolftalein sinamasi. Agar sinama musbat natija bersa, tozalash samarasiz hisoblanadi va asboblar qayta ishlanadi. Bu bosqich sterilizatsiya samaradorligining muhim sharti bo'lgani uchun unga alohida e'tibor qaratiladi [1][2].</w:t>
       </w:r>
     </w:p>
     <w:p>
       <w:pPr>
         <w:pStyle w:val="Heading2"/>
-        <w:spacing w:after="80" w:before="160"/>
-      </w:pPr>
-      <w:r>
+        <w:spacing w:after="100" w:before="200"/>
+      </w:pPr>
+      <w:r>
+        <w:rPr>
+          <w:rFonts w:ascii="Times New Roman" w:cs="Times New Roman" w:eastAsia="Times New Roman" w:hAnsi="Times New Roman"/>
+          <w:b/>
+          <w:bCs/>
+          <w:sz w:val="28"/>
+          <w:szCs w:val="28"/>
+        </w:rPr>
         <w:t xml:space="preserve">Sterilizatsiya nazoratini tekshirish</w:t>
       </w:r>
     </w:p>
     <w:p>
       <w:pPr>
-        <w:spacing w:after="120"/>
+        <w:spacing w:after="120" w:line="276"/>
+        <w:ind w:firstLine="567"/>
         <w:jc w:val="both"/>
       </w:pPr>
       <w:r>
+        <w:rPr>
+          <w:rFonts w:ascii="Times New Roman" w:cs="Times New Roman" w:eastAsia="Times New Roman" w:hAnsi="Times New Roman"/>
+          <w:sz w:val="28"/>
+          <w:szCs w:val="28"/>
+        </w:rPr>
         <w:t xml:space="preserve">Sterilizatsiya rejimlari va ularning nazorati alohida tekshiriladi. Sterilizatorlar (avtoklav, quruq-havo shkafi) texnik holati, kalibrlanganligi va to'g'ri ishlashi baholanadi. Sterilizatsiya nazoratining uch turi tekshiriladi: fizik (harorat, bosim, vaqt ko'rsatkichlari jurnallari), kimyoviy (indikatorlar ishlatilishi va natijalari) va bakteriologik (test-mikroorganizmlar bilan nazorat natijalari). Bakteriologik nazorat sterilizatsiya ishonchliligining eng qat'iy ko'rsatkichidir. Steril materiallar qadog'i, belgilanishi va saqlash muddatiga rioya qilinganligi ham nazorat qilinadi [2]. Tekshiruvchi sterilizatsiya jurnallaridagi yozuvlarni real sterilizatsiya tsikllari bilan solishtiradi, indikatorlar rangining to'g'ri o'zgarganini baholaydi va bakteriologik nazorat qanchalik muntazam o'tkazilayotganini tekshiradi. Agar biror sterilizatorda yoki rejimda takrorlanuvchi nosozlik aniqlansa, bu jihoz validatsiyadan o'tkazilmaguncha ishlatilmaydi. Shunday qilib, sterilizatsiya nazorati nafaqat yakuniy natijani, balki butun jarayonning ishonchliligini qamrab oladi.</w:t>
       </w:r>
     </w:p>
     <w:p>
       <w:pPr>
         <w:pStyle w:val="Heading2"/>
-        <w:spacing w:after="80" w:before="160"/>
-      </w:pPr>
-      <w:r>
+        <w:spacing w:after="100" w:before="200"/>
+      </w:pPr>
+      <w:r>
+        <w:rPr>
+          <w:rFonts w:ascii="Times New Roman" w:cs="Times New Roman" w:eastAsia="Times New Roman" w:hAnsi="Times New Roman"/>
+          <w:b/>
+          <w:bCs/>
+          <w:sz w:val="28"/>
+          <w:szCs w:val="28"/>
+        </w:rPr>
         <w:t xml:space="preserve">Hujjatlar va xodimlarni tekshirish</w:t>
       </w:r>
     </w:p>
     <w:p>
       <w:pPr>
-        <w:spacing w:after="120"/>
+        <w:spacing w:after="120" w:line="276"/>
+        <w:ind w:firstLine="567"/>
         <w:jc w:val="both"/>
       </w:pPr>
       <w:r>
+        <w:rPr>
+          <w:rFonts w:ascii="Times New Roman" w:cs="Times New Roman" w:eastAsia="Times New Roman" w:hAnsi="Times New Roman"/>
+          <w:sz w:val="28"/>
+          <w:szCs w:val="28"/>
+        </w:rPr>
         <w:t xml:space="preserve">Tekshiruv davomida bo'lim hujjatlari ko'rib chiqiladi: sterilizatsiya rejimlari jurnallari, nazorat natijalari qaydlari, jihozlar texnik xizmat va kalibrlash hujjatlari. Hujjatlarning to'liq va to'g'ri yuritilishi sifat boshqaruvining ko'rsatkichidir. Xodimlarning malakasi, maxsus tayyorgarlikdan o'tganligi, tibbiy ko'rikdan o'tishi va virusli gepatit B-ga qarshi emlanganligi baholanadi. Xodimlar shaxsiy himoya vositalaridan foydalanishi va sanitariya-gigiyenik rejimga rioya qilishi kuzatiladi. Bu jihatlar sterilizatsiya jarayonining ishonchliligini ta'minlaydi [1]. Xodimlar bilan suhbat va ularning amaliy ko'nikmalarini kuzatish ham tekshiruvning qismi bo'lib, bu nazariy bilim amaliyotga qanchalik to'g'ri tatbiq etilayotganini ko'rsatadi. Ko'pincha kamchiliklar jihoz nosozligidan emas, balki inson omilidan — qoidalarni bilmaslik yoki ularga rioya qilmaslikdan kelib chiqadi, shu bois xodimlar malakasini oshirish tekshiruvdan keyingi muhim tadbir hisoblanadi.</w:t>
       </w:r>
     </w:p>
     <w:p>
       <w:pPr>
         <w:pStyle w:val="Heading2"/>
-        <w:spacing w:after="80" w:before="160"/>
-      </w:pPr>
-      <w:r>
+        <w:spacing w:after="100" w:before="200"/>
+      </w:pPr>
+      <w:r>
+        <w:rPr>
+          <w:rFonts w:ascii="Times New Roman" w:cs="Times New Roman" w:eastAsia="Times New Roman" w:hAnsi="Times New Roman"/>
+          <w:b/>
+          <w:bCs/>
+          <w:sz w:val="28"/>
+          <w:szCs w:val="28"/>
+        </w:rPr>
         <w:t xml:space="preserve">Tekshiruv natijalari va choralar</w:t>
       </w:r>
     </w:p>
     <w:p>
       <w:pPr>
-        <w:spacing w:after="120"/>
+        <w:spacing w:after="120" w:line="276"/>
+        <w:ind w:firstLine="567"/>
         <w:jc w:val="both"/>
       </w:pPr>
       <w:r>
+        <w:rPr>
+          <w:rFonts w:ascii="Times New Roman" w:cs="Times New Roman" w:eastAsia="Times New Roman" w:hAnsi="Times New Roman"/>
+          <w:sz w:val="28"/>
+          <w:szCs w:val="28"/>
+        </w:rPr>
         <w:t xml:space="preserve">Tekshiruv yakunida uning natijalari rasmiylashtiriladi: aniqlangan kamchiliklar, ularni bartaraf etish bo'yicha ko'rsatma va muddatlar belgilanadi. Jiddiy qoidabuzarliklar (sterilizatsiya rejimining buzilishi, bakteriologik nazoratning salbiy natijasi) aniqlanganda ma'muriy chora ko'rilishi yoki, aholi salomatligiga tahdid bo'lsa, faoliyatni vaqtincha to'xtatish mumkin. Kamchiliklar bartaraf etilgach, ularning haqiqatan va to'liq to'g'rilanganiga ishonch hosil qilish maqsadida qayta tekshiruv o'tkaziladi. Tekshiruv natijalari tahlili sterilizatsiya ishini tizimli takomillashtirishga xizmat qiladi [2]. Tekshiruvning samaradorligi uning muntazamligiga va xolisligiga bog'liq: bir martalik, formal tekshiruv emas, balki doimiy nazorat va o'z-o'zini nazorat tizimi haqiqiy natija beradi. Shu bois ko'plab muassasalarda ichki sifat nazorati komissiyasi tuziladi va u sterilizatsiya bo'limi ishini muntazam baholab boradi, bu esa tashqi tekshiruvlarga doimiy tayyorlikni ta'minlaydi.</w:t>
       </w:r>
     </w:p>
     <w:p>
       <w:pPr>
         <w:pStyle w:val="Heading2"/>
-        <w:spacing w:after="80" w:before="160"/>
-      </w:pPr>
-      <w:r>
+        <w:spacing w:after="100" w:before="200"/>
+      </w:pPr>
+      <w:r>
+        <w:rPr>
+          <w:rFonts w:ascii="Times New Roman" w:cs="Times New Roman" w:eastAsia="Times New Roman" w:hAnsi="Times New Roman"/>
+          <w:b/>
+          <w:bCs/>
+          <w:sz w:val="28"/>
+          <w:szCs w:val="28"/>
+        </w:rPr>
+        <w:t xml:space="preserve">Tekshiruvlarning huquqiy tartibi (9-son buyruq)</w:t>
+      </w:r>
+    </w:p>
+    <w:p>
+      <w:pPr>
+        <w:spacing w:after="120" w:line="276"/>
+        <w:ind w:firstLine="567"/>
+        <w:jc w:val="both"/>
+      </w:pPr>
+      <w:r>
+        <w:rPr>
+          <w:rFonts w:ascii="Times New Roman" w:cs="Times New Roman" w:eastAsia="Times New Roman" w:hAnsi="Times New Roman"/>
+          <w:sz w:val="28"/>
+          <w:szCs w:val="28"/>
+        </w:rPr>
+        <w:t xml:space="preserve">Sog'liqni saqlash vazirining 2024-yildagi buyrug'i bilan tasdiqlangan nizomga ko'ra, davolash-profilaktika muassasalarida tekshiruvlar uch shaklda o'tkaziladi: rejali, rejadan tashqari va nazorat tartibida [2]. Jarrohlik, shoshilinch yordam, perinatal markaz, tug'ruq yo'nalishidagi, qon quyish va gemodializ xizmatlari bilan bog'liq muassasalarda rejali tekshiruv har chorakda ko'pi bilan bir marta, terapevtik va ambulatoriya-poliklinika turidagi muassasalarda yilda ko'pi bilan ikki marta o'tkaziladi; rejali va rejadan tashqari tekshiruv muddati 15 kundan oshmasligi kerak [2]. Nazorat tartibidagi tekshiruv faqat dalolatnomada ko'rsatilgan kamchiliklar bo'yicha o'tkaziladi, dalolatnomada bajarish muddati aniq yoziladi [2].</w:t>
+      </w:r>
+    </w:p>
+    <w:p>
+      <w:pPr>
+        <w:spacing w:after="120" w:line="276"/>
+        <w:ind w:firstLine="567"/>
+        <w:jc w:val="both"/>
+      </w:pPr>
+      <w:r>
+        <w:rPr>
+          <w:rFonts w:ascii="Times New Roman" w:cs="Times New Roman" w:eastAsia="Times New Roman" w:hAnsi="Times New Roman"/>
+          <w:sz w:val="28"/>
+          <w:szCs w:val="28"/>
+        </w:rPr>
+        <w:t xml:space="preserve">Sterilizatsiya bo'limida sterillik nazoratining chastotasi bo'yicha SanPiN № 0278-09 sanitariya-epidemiologiya xizmati xodimlari uchun yiliga kamida ikki marta, muassasa laboratoriyasi uchun oyiga kamida bir marta talabini belgilaydi [4]; bo'lim zonalari va jihozlariga qo'yiladigan talablar SanQvaM № 0365-19 da berilgan [1].</w:t>
+      </w:r>
+    </w:p>
+    <w:p>
+      <w:pPr>
+        <w:pStyle w:val="Heading2"/>
+        <w:spacing w:after="100" w:before="200"/>
+      </w:pPr>
+      <w:r>
+        <w:rPr>
+          <w:rFonts w:ascii="Times New Roman" w:cs="Times New Roman" w:eastAsia="Times New Roman" w:hAnsi="Times New Roman"/>
+          <w:b/>
+          <w:bCs/>
+          <w:sz w:val="28"/>
+          <w:szCs w:val="28"/>
+        </w:rPr>
         <w:t xml:space="preserve">Xulosa</w:t>
       </w:r>
     </w:p>
     <w:p>
       <w:pPr>
-        <w:spacing w:after="120"/>
+        <w:spacing w:after="120" w:line="276"/>
+        <w:ind w:firstLine="567"/>
         <w:jc w:val="both"/>
       </w:pPr>
       <w:r>
-        <w:t xml:space="preserve">DPM sterilizatsiya bo'limi faoliyatini tekshirish — shifoxona ichi infeksiyalarining oldini olishga qaratilgan muhim nazorat tadbiridir. Tekshiruv bino va zonalar tashkili, qayta ishlov bosqichlari, sterilizatsiya rejimlari va ularning fizik, kimyoviy, bakteriologik nazorati, hujjatlar hamda xodimlar malakasini qamrab oladi. Aniqlangan kamchiliklar bo'yicha ko'rsatma beriladi, muddat belgilanadi va zarurat bo'lganda ma'muriy chora ko'riladi. Muntazam va puxta tekshiruv sterilizatsiyaning ishonchliligini va tibbiy aralashuvlar xavfsizligini ta'minlaydi, bu esa bemorlar va tibbiy xodimlarni qon orqali yuqadigan infeksiyalar va yiringli-septik asoratlardan himoya qilishning asosidir.</w:t>
+        <w:rPr>
+          <w:rFonts w:ascii="Times New Roman" w:cs="Times New Roman" w:eastAsia="Times New Roman" w:hAnsi="Times New Roman"/>
+          <w:sz w:val="28"/>
+          <w:szCs w:val="28"/>
+        </w:rPr>
+        <w:t xml:space="preserve">DPM sterilizatsiya bo'limi faoliyatini tekshirish — shifoxona ichi infeksiyalarining oldini olishga qaratilgan muhim nazorat tadbiridir. Tekshiruv bino va zonalar tashkili, qayta ishlov bosqichlari, sterilizatsiya rejimlari va ularning fizik, kimyoviy, bakteriologik nazorati, hujjatlar hamda xodimlar malakasini qamrab oladi. Aniqlangan kamchiliklar bo'yicha ko'rsatma beriladi, muddat belgilanadi va zarurat bo'lganda ma'muriy chora ko'riladi. Muntazam va puxta tekshiruv sterilizatsiyaning ishonchliligini va tibbiy aralashuvlar xavfsizligini ta'minlaydi, bu esa bemorlar va tibbiy xodimlarni qon orqali yuqadigan infeksiyalar va yiringli-septik asoratlardan himoya qilishning asosidir. Darslikka ko'ra, zamonaviy kurash tizimi to'g'ri tashkil etilganda patogen mikroorganizmlar keltirib chiqargan kasalxona ichi infeksiyalari katta va hal etilmaydigan muammo emas; qo'llarni yuvish va dezinfeksiya qilish ularning oldini oluvchi muhim amal hisoblanadi [3]. CDC yo'riqnomasining maqsadi ham dezinfeksiya va sterilizatsiyani to'g'ri qo'llash orqali tibbiy yordam bilan bog'liq infeksiyalar ko'rsatkichini kamaytirishdir [5].</w:t>
       </w:r>
     </w:p>
     <w:p>
       <w:pPr>
         <w:pStyle w:val="Heading2"/>
-        <w:spacing w:after="80" w:before="220"/>
-      </w:pPr>
-      <w:r>
+        <w:spacing w:after="100" w:before="280"/>
+      </w:pPr>
+      <w:r>
+        <w:rPr>
+          <w:rFonts w:ascii="Times New Roman" w:cs="Times New Roman" w:eastAsia="Times New Roman" w:hAnsi="Times New Roman"/>
+          <w:b/>
+          <w:bCs/>
+          <w:sz w:val="28"/>
+          <w:szCs w:val="28"/>
+        </w:rPr>
         <w:t xml:space="preserve">Foydalanilgan adabiyotlar</w:t>
       </w:r>
     </w:p>
@@ -162,10 +320,15 @@
           <w:ilvl w:val="0"/>
           <w:numId w:val="2"/>
         </w:numPr>
-        <w:spacing w:after="40"/>
-      </w:pPr>
-      <w:r>
-        <w:t xml:space="preserve">SanQvaM № 0365-19. Tibbiy anjom-asboblar va buyumlarni sterilizatsiya qilish markazlarini loyihalashtirish, qurish va ekspluatatsiya qilish sanitariya qoidalari va me'yorlari. — Toshkent, 2019.</w:t>
+        <w:spacing w:after="80" w:line="260"/>
+      </w:pPr>
+      <w:r>
+        <w:rPr>
+          <w:rFonts w:ascii="Times New Roman" w:cs="Times New Roman" w:eastAsia="Times New Roman" w:hAnsi="Times New Roman"/>
+          <w:sz w:val="28"/>
+          <w:szCs w:val="28"/>
+        </w:rPr>
+        <w:t xml:space="preserve">SanQvaM № 0365-19: Tibbiy anjom-asboblar va buyumlarni sterilizatsiya qilish markazlarini loyihalashtirish, qurish va ekspluatatsiya qilish sanitariya qoidalari va me'yorlari. Toshkent, 2019 (rasmiy nashr). Manba: xayrullokomilov.uz/kutubxona, material № 760 (kutubxonada "SanPiN" deb nomlangan; matnda tasdiqlovchi shaxs va sana to'ldirilmagan — tasdiqlanmagan; matn kirill yozuvida).</w:t>
       </w:r>
     </w:p>
     <w:p>
@@ -175,10 +338,15 @@
           <w:ilvl w:val="0"/>
           <w:numId w:val="2"/>
         </w:numPr>
-        <w:spacing w:after="40"/>
-      </w:pPr>
-      <w:r>
-        <w:t xml:space="preserve">O'zR Sog'liqni saqlash vazirligining "DPMda sanitariya-epidemiologik tekshiruvlar o'tkazish tartibi to'g'risidagi nizomni tasdiqlash haqida"gi 2024-yil 15-yanvardagi 9-son buyrug'i.</w:t>
+        <w:spacing w:after="80" w:line="260"/>
+      </w:pPr>
+      <w:r>
+        <w:rPr>
+          <w:rFonts w:ascii="Times New Roman" w:cs="Times New Roman" w:eastAsia="Times New Roman" w:hAnsi="Times New Roman"/>
+          <w:sz w:val="28"/>
+          <w:szCs w:val="28"/>
+        </w:rPr>
+        <w:t xml:space="preserve">O'zbekiston Respublikasi Sog'liqni saqlash vazirining 15.01.2024-yildagi 9-son buyrug'i bilan tasdiqlangan "Davolash-profilaktika muassasalarida sanitariya-epidemiologik tekshiruvlar o'tkazish tartibi to'g'risida"gi nizom. Manba: xayrullokomilov.uz/kutubxona, material № 292 (skanerlangan nusxa, OCR xatolari mavjud; sana va raqam matnda to'liq o'qilmaydi).</w:t>
       </w:r>
     </w:p>
     <w:p>
@@ -188,15 +356,56 @@
           <w:ilvl w:val="0"/>
           <w:numId w:val="2"/>
         </w:numPr>
-        <w:spacing w:after="40"/>
-      </w:pPr>
-      <w:r>
-        <w:t xml:space="preserve">Mirtazayev O.M., Zuyeva L.P., Matnazarova G.S. Epidemiologiya. — Toshkent, 2016.</w:t>
+        <w:spacing w:after="80" w:line="260"/>
+      </w:pPr>
+      <w:r>
+        <w:rPr>
+          <w:rFonts w:ascii="Times New Roman" w:cs="Times New Roman" w:eastAsia="Times New Roman" w:hAnsi="Times New Roman"/>
+          <w:sz w:val="28"/>
+          <w:szCs w:val="28"/>
+        </w:rPr>
+        <w:t xml:space="preserve">Mirtazayev O.M., Zueva L.P., Matnazarova G.S. Epidemiologiya (darslik). Toshkent, 2016. Manba: xayrullokomilov.uz/kutubxona, material № 2356 (matn kirill yozuvida).</w:t>
+      </w:r>
+    </w:p>
+    <w:p>
+      <w:pPr>
+        <w:pStyle w:val="ListParagraph"/>
+        <w:numPr>
+          <w:ilvl w:val="0"/>
+          <w:numId w:val="2"/>
+        </w:numPr>
+        <w:spacing w:after="80" w:line="260"/>
+      </w:pPr>
+      <w:r>
+        <w:rPr>
+          <w:rFonts w:ascii="Times New Roman" w:cs="Times New Roman" w:eastAsia="Times New Roman" w:hAnsi="Times New Roman"/>
+          <w:sz w:val="28"/>
+          <w:szCs w:val="28"/>
+        </w:rPr>
+        <w:t xml:space="preserve">SanPiN № 0278-09: Davolash-profilaktika muassasalarida dezinfeksiya va sterilizatsiya tadbirlarini tashkil etish va nazorat qilish sanitariya qoidalari va normativlari. Manba: xayrullokomilov.uz/kutubxona, material № 852 (matn rus tilida; kutubxonada kuchda deb belgilangan, rasmiy qabul sanasi ko'rsatilmagan).</w:t>
+      </w:r>
+    </w:p>
+    <w:p>
+      <w:pPr>
+        <w:pStyle w:val="ListParagraph"/>
+        <w:numPr>
+          <w:ilvl w:val="0"/>
+          <w:numId w:val="2"/>
+        </w:numPr>
+        <w:spacing w:after="80" w:line="260"/>
+      </w:pPr>
+      <w:r>
+        <w:rPr>
+          <w:rFonts w:ascii="Times New Roman" w:cs="Times New Roman" w:eastAsia="Times New Roman" w:hAnsi="Times New Roman"/>
+          <w:sz w:val="28"/>
+          <w:szCs w:val="28"/>
+        </w:rPr>
+        <w:t xml:space="preserve">Rutala W.A., Weber D.J.; Healthcare Infection Control Practices Advisory Committee (HICPAC). Guideline for Disinfection and Sterilization in Healthcare Facilities, 2008. Centers for Disease Control and Prevention. URL: https://stacks.cdc.gov/view/cdc/47378 (kirilgan sana: 30.10.2026).</w:t>
       </w:r>
     </w:p>
     <w:sectPr>
       <w:pgSz w:w="11906" w:h="16838" w:orient="portrait"/>
-      <w:pgMar w:top="1134" w:right="850" w:bottom="1134" w:left="1418" w:header="708" w:footer="708" w:gutter="0"/>
+      <w:pgMar w:top="1134" w:right="850" w:bottom="1134" w:left="1701" w:header="708" w:footer="708" w:gutter="0"/>
       <w:pgNumType/>
       <w:docGrid w:linePitch="360"/>
     </w:sectPr>
@@ -368,48 +577,17 @@
     <w:multiLevelType w:val="hybridMultilevel"/>
     <w:lvl w:ilvl="0" w:tentative="1">
       <w:start w:val="1"/>
-      <w:numFmt w:val="bullet"/>
-      <w:lvlText w:val="•"/>
+      <w:numFmt w:val="decimal"/>
+      <w:lvlText w:val="[%1]"/>
       <w:lvlJc w:val="left"/>
       <w:pPr>
-        <w:ind w:left="576" w:hanging="316"/>
-      </w:pPr>
-    </w:lvl>
-  </w:abstractNum>
-  <w:abstractNum w:abstractNumId="3" w15:restartNumberingAfterBreak="0">
-    <w:multiLevelType w:val="hybridMultilevel"/>
-    <w:lvl w:ilvl="0" w:tentative="1">
-      <w:start w:val="1"/>
-      <w:numFmt w:val="decimal"/>
-      <w:lvlText w:val="%1."/>
-      <w:lvlJc w:val="left"/>
-      <w:pPr>
-        <w:ind w:left="576" w:hanging="316"/>
-      </w:pPr>
-    </w:lvl>
-  </w:abstractNum>
-  <w:abstractNum w:abstractNumId="4" w15:restartNumberingAfterBreak="0">
-    <w:multiLevelType w:val="hybridMultilevel"/>
-    <w:lvl w:ilvl="0" w:tentative="1">
-      <w:start w:val="1"/>
-      <w:numFmt w:val="decimal"/>
-      <w:lvlText w:val="%1."/>
-      <w:lvlJc w:val="left"/>
-      <w:pPr>
-        <w:ind w:left="576" w:hanging="316"/>
-      </w:pPr>
-    </w:lvl>
-  </w:abstractNum>
-  <w:abstractNum w:abstractNumId="90">
-    <w:multiLevelType w:val="hybridMultilevel"/>
-    <w:lvl w:ilvl="0">
-      <w:start w:val="1"/>
-      <w:numFmt w:val="decimal"/>
-      <w:lvlText w:val="%1)"/>
-      <w:lvlJc w:val="left"/>
-      <w:pPr>
-        <w:ind w:left="851" w:hanging="425"/>
-      </w:pPr>
+        <w:ind w:left="720" w:hanging="720"/>
+      </w:pPr>
+      <w:rPr>
+        <w:rFonts w:ascii="Times New Roman" w:cs="Times New Roman" w:eastAsia="Times New Roman" w:hAnsi="Times New Roman"/>
+        <w:sz w:val="28"/>
+        <w:szCs w:val="28"/>
+      </w:rPr>
     </w:lvl>
   </w:abstractNum>
   <w:num w:numId="1">
@@ -419,7 +597,7 @@
     </w:lvlOverride>
   </w:num>
   <w:num w:numId="2">
-    <w:abstractNumId w:val="4"/>
+    <w:abstractNumId w:val="2"/>
     <w:lvlOverride w:ilvl="0">
       <w:startOverride w:val="1"/>
     </w:lvlOverride>
@@ -433,8 +611,8 @@
     <w:rPrDefault>
       <w:rPr>
         <w:rFonts w:ascii="Times New Roman" w:cs="Times New Roman" w:eastAsia="Times New Roman" w:hAnsi="Times New Roman"/>
-        <w:sz w:val="24"/>
-        <w:szCs w:val="24"/>
+        <w:sz w:val="28"/>
+        <w:szCs w:val="28"/>
       </w:rPr>
     </w:rPrDefault>
     <w:pPrDefault/>
@@ -569,7 +747,7 @@
     <w:unhideWhenUsed/>
     <w:pPr>
       <w:spacing w:after="100"/>
-      <w:ind w:left="240"/>
+      <w:ind w:left="280"/>
     </w:pPr>
   </w:style>
   <w:style w:type="paragraph" w:styleId="TOC3">
@@ -581,7 +759,7 @@
     <w:unhideWhenUsed/>
     <w:pPr>
       <w:spacing w:after="100"/>
-      <w:ind w:left="480"/>
+      <w:ind w:left="560"/>
     </w:pPr>
   </w:style>
   <w:style w:type="paragraph" w:styleId="TOC4">
@@ -593,7 +771,7 @@
     <w:unhideWhenUsed/>
     <w:pPr>
       <w:spacing w:after="100"/>
-      <w:ind w:left="720"/>
+      <w:ind w:left="840"/>
     </w:pPr>
   </w:style>
   <w:style w:type="paragraph" w:styleId="TOC5">
@@ -605,7 +783,7 @@
     <w:unhideWhenUsed/>
     <w:pPr>
       <w:spacing w:after="100"/>
-      <w:ind w:left="960"/>
+      <w:ind w:left="1120"/>
     </w:pPr>
   </w:style>
   <w:style w:type="paragraph" w:styleId="TOC6">
@@ -617,7 +795,7 @@
     <w:unhideWhenUsed/>
     <w:pPr>
       <w:spacing w:after="100"/>
-      <w:ind w:left="1200"/>
+      <w:ind w:left="1400"/>
     </w:pPr>
   </w:style>
   <w:style w:type="paragraph" w:styleId="TOC7">
@@ -629,7 +807,7 @@
     <w:unhideWhenUsed/>
     <w:pPr>
       <w:spacing w:after="100"/>
-      <w:ind w:left="1440"/>
+      <w:ind w:left="1680"/>
     </w:pPr>
   </w:style>
   <w:style w:type="paragraph" w:styleId="TOC8">
@@ -641,7 +819,7 @@
     <w:unhideWhenUsed/>
     <w:pPr>
       <w:spacing w:after="100"/>
-      <w:ind w:left="1680"/>
+      <w:ind w:left="1960"/>
     </w:pPr>
   </w:style>
   <w:style w:type="paragraph" w:styleId="TOC9">
@@ -653,7 +831,7 @@
     <w:unhideWhenUsed/>
     <w:pPr>
       <w:spacing w:after="100"/>
-      <w:ind w:left="1920"/>
+      <w:ind w:left="2240"/>
     </w:pPr>
   </w:style>
   <w:style w:type="character" w:styleId="Hyperlink">
@@ -753,15 +931,16 @@
     <w:next w:val="Normal"/>
     <w:qFormat/>
     <w:pPr>
-      <w:spacing w:after="200"/>
-      <w:jc w:val="center"/>
+      <w:spacing w:after="240" w:before="0"/>
+      <w:outlineLvl w:val="0"/>
     </w:pPr>
     <w:rPr>
       <w:rFonts w:ascii="Times New Roman" w:cs="Times New Roman" w:eastAsia="Times New Roman" w:hAnsi="Times New Roman"/>
       <w:b/>
       <w:bCs/>
-      <w:sz w:val="28"/>
-      <w:szCs w:val="28"/>
+      <w:color w:val="000000"/>
+      <w:sz w:val="30"/>
+      <w:szCs w:val="30"/>
     </w:rPr>
   </w:style>
   <w:style w:type="paragraph" w:styleId="Heading2">
@@ -769,12 +948,17 @@
     <w:basedOn w:val="Normal"/>
     <w:next w:val="Normal"/>
     <w:qFormat/>
+    <w:pPr>
+      <w:spacing w:after="100" w:before="200"/>
+      <w:outlineLvl w:val="1"/>
+    </w:pPr>
     <w:rPr>
       <w:rFonts w:ascii="Times New Roman" w:cs="Times New Roman" w:eastAsia="Times New Roman" w:hAnsi="Times New Roman"/>
       <w:b/>
       <w:bCs/>
-      <w:sz w:val="26"/>
-      <w:szCs w:val="26"/>
+      <w:color w:val="000000"/>
+      <w:sz w:val="28"/>
+      <w:szCs w:val="28"/>
     </w:rPr>
   </w:style>
 </w:styles>
